--- a/outputs/Fish_passage_injury_mortality_state_of_the_art.docx
+++ b/outputs/Fish_passage_injury_mortality_state_of_the_art.docx
@@ -56,7 +56,7 @@
         <w:rPr>
           <w:i/>
         </w:rPr>
-        <w:t xml:space="preserve">A mechanism-based synthesis of a 228-paper downstream-passage library</w:t>
+        <w:t xml:space="preserve">A mechanism-based synthesis of a 255-paper downstream-passage library</w:t>
       </w:r>
       <w:r>
         <w:rPr>
@@ -137,7 +137,7 @@
         <w:pStyle w:val="FirstParagraph"/>
       </w:pPr>
       <w:r>
-        <w:t xml:space="preserve">This synthesis covers 228 publications on downstream fish passage and</w:t>
+        <w:t xml:space="preserve">This synthesis covers 255 publications on downstream fish passage and</w:t>
       </w:r>
       <w:r>
         <w:t xml:space="preserve"> </w:t>
@@ -289,7 +289,7 @@
               <w:jc w:val="left"/>
             </w:pPr>
             <w:r>
-              <w:t xml:space="preserve">75</w:t>
+              <w:t xml:space="preserve">77</w:t>
             </w:r>
           </w:p>
         </w:tc>
@@ -324,7 +324,7 @@
               <w:jc w:val="left"/>
             </w:pPr>
             <w:r>
-              <w:t xml:space="preserve">55</w:t>
+              <w:t xml:space="preserve">68</w:t>
             </w:r>
           </w:p>
         </w:tc>
@@ -394,7 +394,7 @@
               <w:jc w:val="left"/>
             </w:pPr>
             <w:r>
-              <w:t xml:space="preserve">38</w:t>
+              <w:t xml:space="preserve">49</w:t>
             </w:r>
           </w:p>
         </w:tc>
@@ -457,25 +457,25 @@
         <w:t xml:space="preserve"> </w:t>
       </w:r>
       <w:r>
-        <w:t xml:space="preserve">strike close behind (counts exceed 228 because most studies address</w:t>
-      </w:r>
-      <w:r>
-        <w:t xml:space="preserve"> </w:t>
-      </w:r>
-      <w:r>
-        <w:t xml:space="preserve">several mechanisms): barotrauma/pressure 84; shear 70; blade strike 53;</w:t>
-      </w:r>
-      <w:r>
-        <w:t xml:space="preserve"> </w:t>
-      </w:r>
-      <w:r>
-        <w:t xml:space="preserve">turbulence 42; entrainment/impingement 26; cavitation 26; gas</w:t>
-      </w:r>
-      <w:r>
-        <w:t xml:space="preserve"> </w:t>
-      </w:r>
-      <w:r>
-        <w:t xml:space="preserve">supersaturation 11; grinding 11.</w:t>
+        <w:t xml:space="preserve">strike close behind (counts exceed 255 because most studies address</w:t>
+      </w:r>
+      <w:r>
+        <w:t xml:space="preserve"> </w:t>
+      </w:r>
+      <w:r>
+        <w:t xml:space="preserve">several mechanisms): barotrauma/pressure 87; shear 72; blade strike 52;</w:t>
+      </w:r>
+      <w:r>
+        <w:t xml:space="preserve"> </w:t>
+      </w:r>
+      <w:r>
+        <w:t xml:space="preserve">turbulence 43; entrainment/impingement 36; cavitation 29; gas</w:t>
+      </w:r>
+      <w:r>
+        <w:t xml:space="preserve"> </w:t>
+      </w:r>
+      <w:r>
+        <w:t xml:space="preserve">supersaturation 15; grinding 11.</w:t>
       </w:r>
     </w:p>
     <w:p>
@@ -2550,7 +2550,7 @@
         <w:rPr>
           <w:i/>
         </w:rPr>
-        <w:t xml:space="preserve">studies). Corpus-level counts come from automated text mining of all 228</w:t>
+        <w:t xml:space="preserve">studies). Corpus-level counts come from automated text mining of all 255</w:t>
       </w:r>
       <w:r>
         <w:rPr>
